--- a/applications/STRONG/Gallagher - AI Business Systems and Prompt Analyst - 2026-09-25/cover_letter.docx
+++ b/applications/STRONG/Gallagher - AI Business Systems and Prompt Analyst - 2026-09-25/cover_letter.docx
@@ -200,7 +200,7 @@
           <w:color w:val="09152A"/>
           <w:sz w:val="22"/>
         </w:rPr>
-        <w:t>I am a hands-on practitioner of LLM prompt design, not a theorist. In my current freelance practice supporting callcathai.online, primelayertrades.com, and hereraspreadsheets.com, I have designed, versioned, tested, and optimized prompts (system, user, and tool-call) for document processing, data extraction, summarization, classification, and decision support workflows — in production environments used by real business users. I understand context management, grounding, RAG patterns, and function calling, and I apply responsible AI practices including output validation, bias awareness, and auditability. I use Claude Code, GitHub Copilot, Microsoft Copilot, and GPT-4 daily — these are not resume line items, they are the tools I work in.</w:t>
+        <w:t>I am a hands-on practitioner of LLM prompt design, not a theorist. In my current freelance practice supporting callcatchai.online, primelayertrades.com, and hereraspreadsheets.com, I have designed, versioned, tested, and optimized prompts (system, user, and tool-call) for document processing, data extraction, summarization, classification, and decision support workflows — in production environments used by real business users. I understand context management, grounding, RAG patterns, and function calling, and I apply responsible AI practices including output validation, bias awareness, and auditability. I use Claude Code, GitHub Copilot, Microsoft Copilot, and GPT-4 daily — these are not resume line items, they are the tools I work in.</w:t>
       </w:r>
     </w:p>
     <w:p>
